--- a/arb/docx/64.content.docx
+++ b/arb/docx/64.content.docx
@@ -32,29 +32,12 @@
     </w:p>
     <w:p>
       <w:pPr>
-        <w:pStyle w:val="Heading2"/>
         <w:bidi/>
       </w:pPr>
       <w:r>
         <w:rPr>
           <w:lang w:val="ar_AE" w:bidi="ar_AE"/>
         </w:rPr>
-        <w:t>License Information</w:t>
-      </w:r>
-      <w:r>
-        <w:rPr>
-          <w:lang w:val="ar_AE" w:bidi="ar_AE"/>
-        </w:rPr>
-      </w:r>
-    </w:p>
-    <w:p>
-      <w:pPr>
-        <w:bidi/>
-      </w:pPr>
-      <w:r>
-        <w:rPr>
-          <w:lang w:val="ar_AE" w:bidi="ar_AE"/>
-        </w:rPr>
       </w:r>
       <w:r>
         <w:rPr>
@@ -67,13 +50,7 @@
         <w:rPr>
           <w:lang w:val="ar_AE" w:bidi="ar_AE"/>
         </w:rPr>
-        <w:t xml:space="preserve"> (Arabic) is based on</w:t>
-      </w:r>
-      <w:r>
-        <w:rPr>
-          <w:lang w:val="ar_AE" w:bidi="ar_AE"/>
-        </w:rPr>
-        <w:t xml:space="preserve">: </w:t>
+        <w:t xml:space="preserve"> (Arabic) is based on: </w:t>
       </w:r>
       <w:r>
         <w:rPr>
@@ -200,21 +177,6 @@
         <w:pStyle w:val="Heading2"/>
         <w:bidi/>
       </w:pPr>
-      <w:r>
-        <w:rPr>
-          <w:lang w:val="ar_AE" w:bidi="ar_AE"/>
-        </w:rPr>
-      </w:r>
-    </w:p>
-    <w:p>
-      <w:pPr>
-        <w:bidi/>
-      </w:pPr>
-      <w:r>
-        <w:rPr>
-          <w:lang w:val="ar_AE" w:bidi="ar_AE"/>
-        </w:rPr>
-      </w:r>
       <w:r>
         <w:rPr>
           <w:lang w:val="ar_AE" w:bidi="ar_AE"/>

--- a/arb/docx/64.content.docx
+++ b/arb/docx/64.content.docx
@@ -9,6 +9,8 @@
       </w:pPr>
       <w:r>
         <w:rPr>
+          <w:rtl/>
+          <w:cs/>
           <w:lang w:val="ar_AE" w:bidi="ar_AE"/>
         </w:rPr>
       </w:r>
@@ -20,12 +22,16 @@
       </w:pPr>
       <w:r>
         <w:rPr>
+          <w:rtl/>
+          <w:cs/>
           <w:lang w:val="ar_AE" w:bidi="ar_AE"/>
         </w:rPr>
         <w:t>Resource: Arabic Van Dyck Bible</w:t>
       </w:r>
       <w:r>
         <w:rPr>
+          <w:rtl/>
+          <w:cs/>
           <w:lang w:val="ar_AE" w:bidi="ar_AE"/>
         </w:rPr>
       </w:r>
@@ -36,37 +42,33 @@
       </w:pPr>
       <w:r>
         <w:rPr>
+          <w:rtl/>
+          <w:cs/>
           <w:lang w:val="ar_AE" w:bidi="ar_AE"/>
         </w:rPr>
       </w:r>
       <w:r>
         <w:rPr>
           <w:b/>
+          <w:rtl/>
+          <w:cs/>
           <w:lang w:val="ar_AE" w:bidi="ar_AE"/>
         </w:rPr>
         <w:t>Arabic Van Dyck Bible</w:t>
       </w:r>
       <w:r>
         <w:rPr>
-          <w:lang w:val="ar_AE" w:bidi="ar_AE"/>
-        </w:rPr>
-        <w:t xml:space="preserve"> (Arabic) is based on: </w:t>
-      </w:r>
-      <w:r>
-        <w:rPr>
-          <w:lang w:val="ar_AE" w:bidi="ar_AE"/>
-        </w:rPr>
-        <w:t>Van Dyck Bible</w:t>
-      </w:r>
-      <w:r>
-        <w:rPr>
-          <w:lang w:val="ar_AE" w:bidi="ar_AE"/>
-        </w:rPr>
-        <w:t xml:space="preserve">, </w:t>
+          <w:rtl/>
+          <w:cs/>
+          <w:lang w:val="ar_AE" w:bidi="ar_AE"/>
+        </w:rPr>
+        <w:t xml:space="preserve"> © </w:t>
       </w:r>
       <w:hyperlink r:id="rId13">
         <w:r>
           <w:rPr>
+            <w:rtl/>
+            <w:cs/>
             <w:lang w:val="ar_AE" w:bidi="ar_AE"/>
           </w:rPr>
           <w:rPr>
@@ -78,13 +80,17 @@
       </w:hyperlink>
       <w:r>
         <w:rPr>
-          <w:lang w:val="ar_AE" w:bidi="ar_AE"/>
-        </w:rPr>
-        <w:t xml:space="preserve">, None, which is licensed under a </w:t>
+          <w:rtl/>
+          <w:cs/>
+          <w:lang w:val="ar_AE" w:bidi="ar_AE"/>
+        </w:rPr>
+        <w:t xml:space="preserve">, licensed under a </w:t>
       </w:r>
       <w:hyperlink r:id="rId14">
         <w:r>
           <w:rPr>
+            <w:rtl/>
+            <w:cs/>
             <w:lang w:val="ar_AE" w:bidi="ar_AE"/>
           </w:rPr>
           <w:rPr>
@@ -96,49 +102,36 @@
       </w:hyperlink>
       <w:r>
         <w:rPr>
+          <w:rtl/>
+          <w:cs/>
           <w:lang w:val="ar_AE" w:bidi="ar_AE"/>
         </w:rPr>
         <w:t>.</w:t>
       </w:r>
       <w:r>
         <w:rPr>
+          <w:rtl/>
+          <w:cs/>
+          <w:lang w:val="ar_AE" w:bidi="ar_AE"/>
+        </w:rPr>
+      </w:r>
+      <w:r>
+        <w:rPr>
+          <w:rtl/>
+          <w:cs/>
           <w:lang w:val="ar_AE" w:bidi="ar_AE"/>
         </w:rPr>
       </w:r>
     </w:p>
     <w:p>
       <w:pPr>
-        <w:bidi/>
-      </w:pPr>
-      <w:r>
-        <w:rPr>
-          <w:lang w:val="ar_AE" w:bidi="ar_AE"/>
-        </w:rPr>
-      </w:r>
-      <w:r>
-        <w:rPr>
-          <w:lang w:val="ar_AE" w:bidi="ar_AE"/>
-        </w:rPr>
-        <w:t>This PDF version is provided under the same license.</w:t>
-      </w:r>
-      <w:r>
-        <w:rPr>
-          <w:lang w:val="ar_AE" w:bidi="ar_AE"/>
-        </w:rPr>
-      </w:r>
-      <w:r>
-        <w:rPr>
-          <w:lang w:val="ar_AE" w:bidi="ar_AE"/>
-        </w:rPr>
-      </w:r>
-    </w:p>
-    <w:p>
-      <w:pPr>
         <w:pStyle w:val="Heading1"/>
         <w:bidi/>
       </w:pPr>
       <w:r>
         <w:rPr>
+          <w:rtl/>
+          <w:cs/>
           <w:lang w:val="ar_AE" w:bidi="ar_AE"/>
         </w:rPr>
         <w:t>Arabic Van Dyck Bible</w:t>
@@ -168,6 +161,8 @@
       </w:pPr>
       <w:r>
         <w:rPr>
+          <w:rtl/>
+          <w:cs/>
           <w:lang w:val="ar_AE" w:bidi="ar_AE"/>
         </w:rPr>
       </w:r>
@@ -179,6 +174,8 @@
       </w:pPr>
       <w:r>
         <w:rPr>
+          <w:rtl/>
+          <w:cs/>
           <w:lang w:val="ar_AE" w:bidi="ar_AE"/>
         </w:rPr>
       </w:r>
@@ -189,22 +186,30 @@
       </w:pPr>
       <w:r>
         <w:rPr>
-          <w:lang w:val="ar_AE" w:bidi="ar_AE"/>
-        </w:rPr>
-      </w:r>
-      <w:r>
-        <w:rPr>
+          <w:rtl/>
+          <w:cs/>
+          <w:lang w:val="ar_AE" w:bidi="ar_AE"/>
+        </w:rPr>
+      </w:r>
+      <w:r>
+        <w:rPr>
+          <w:rtl/>
+          <w:cs/>
           <w:lang w:val="ar_AE" w:bidi="ar_AE"/>
         </w:rPr>
         <w:t xml:space="preserve"> </w:t>
       </w:r>
       <w:r>
         <w:rPr>
-          <w:lang w:val="ar_AE" w:bidi="ar_AE"/>
-        </w:rPr>
-      </w:r>
-      <w:r>
-        <w:rPr>
+          <w:rtl/>
+          <w:cs/>
+          <w:lang w:val="ar_AE" w:bidi="ar_AE"/>
+        </w:rPr>
+      </w:r>
+      <w:r>
+        <w:rPr>
+          <w:rtl/>
+          <w:cs/>
           <w:lang w:val="ar_AE" w:bidi="ar_AE"/>
         </w:rPr>
       </w:r>
@@ -226,29 +231,52 @@
     </w:p>
     <w:p>
       <w:pPr>
+        <w:pStyle w:val="Heading2"/>
         <w:bidi/>
       </w:pPr>
       <w:r>
         <w:rPr>
+          <w:rtl/>
+          <w:cs/>
+          <w:lang w:val="ar_AE" w:bidi="ar_AE"/>
+        </w:rPr>
+        <w:t>3 John 1:1</w:t>
+      </w:r>
+      <w:r>
+        <w:rPr>
+          <w:rtl/>
+          <w:cs/>
           <w:lang w:val="ar_AE" w:bidi="ar_AE"/>
         </w:rPr>
       </w:r>
     </w:p>
     <w:p>
       <w:pPr>
-        <w:pStyle w:val="Heading2"/>
         <w:bidi/>
       </w:pPr>
       <w:r>
         <w:rPr>
-          <w:lang w:val="ar_AE" w:bidi="ar_AE"/>
-        </w:rPr>
-        <w:t>3 John 1:1</w:t>
-      </w:r>
-      <w:r>
-        <w:rPr>
-          <w:lang w:val="ar_AE" w:bidi="ar_AE"/>
-        </w:rPr>
+          <w:rtl/>
+          <w:cs/>
+          <w:lang w:val="ar_AE" w:bidi="ar_AE"/>
+        </w:rPr>
+      </w:r>
+      <w:r>
+        <w:rPr>
+          <w:vertAlign w:val="superscript"/>
+          <w:rtl/>
+          <w:cs/>
+          <w:lang w:val="ar_AE" w:bidi="ar_AE"/>
+        </w:rPr>
+        <w:t>1</w:t>
+      </w:r>
+      <w:r>
+        <w:rPr>
+          <w:rtl/>
+          <w:cs/>
+          <w:lang w:val="ar_AE" w:bidi="ar_AE"/>
+        </w:rPr>
+        <w:t xml:space="preserve"> اَلشَّيْخُ، إِلَى غَايُسَ ٱلْحَبِيبِ ٱلَّذِي أَنَا أُحِبُّهُ بِٱلْحَقِّ.</w:t>
       </w:r>
     </w:p>
     <w:p>
@@ -257,31 +285,27 @@
       </w:pPr>
       <w:r>
         <w:rPr>
+          <w:rtl/>
+          <w:cs/>
           <w:lang w:val="ar_AE" w:bidi="ar_AE"/>
         </w:rPr>
       </w:r>
       <w:r>
         <w:rPr>
           <w:vertAlign w:val="superscript"/>
-          <w:lang w:val="ar_AE" w:bidi="ar_AE"/>
-        </w:rPr>
-        <w:t>1</w:t>
-      </w:r>
-      <w:r>
-        <w:rPr>
-          <w:lang w:val="ar_AE" w:bidi="ar_AE"/>
-        </w:rPr>
-        <w:t xml:space="preserve"> اَلشَّيْخُ، إِلَى غَايُسَ ٱلْحَبِيبِ ٱلَّذِي أَنَا أُحِبُّهُ بِٱلْحَقِّ.</w:t>
-      </w:r>
-      <w:r>
-        <w:rPr>
-          <w:lang w:val="ar_AE" w:bidi="ar_AE"/>
-        </w:rPr>
-      </w:r>
-      <w:r>
-        <w:rPr>
-          <w:lang w:val="ar_AE" w:bidi="ar_AE"/>
-        </w:rPr>
+          <w:rtl/>
+          <w:cs/>
+          <w:lang w:val="ar_AE" w:bidi="ar_AE"/>
+        </w:rPr>
+        <w:t>2</w:t>
+      </w:r>
+      <w:r>
+        <w:rPr>
+          <w:rtl/>
+          <w:cs/>
+          <w:lang w:val="ar_AE" w:bidi="ar_AE"/>
+        </w:rPr>
+        <w:t xml:space="preserve"> أَيُّهَا ٱلْحَبِيبُ، فِي كُلِّ شَيْءٍ أَرُومُ أَنْ تَكُونَ نَاجِحًا وَصَحِيحًا، كَمَا أَنَّ نَفْسَكَ نَاجِحَةٌ.</w:t>
       </w:r>
     </w:p>
     <w:p>
@@ -290,8 +314,27 @@
       </w:pPr>
       <w:r>
         <w:rPr>
-          <w:lang w:val="ar_AE" w:bidi="ar_AE"/>
-        </w:rPr>
+          <w:rtl/>
+          <w:cs/>
+          <w:lang w:val="ar_AE" w:bidi="ar_AE"/>
+        </w:rPr>
+      </w:r>
+      <w:r>
+        <w:rPr>
+          <w:vertAlign w:val="superscript"/>
+          <w:rtl/>
+          <w:cs/>
+          <w:lang w:val="ar_AE" w:bidi="ar_AE"/>
+        </w:rPr>
+        <w:t>3</w:t>
+      </w:r>
+      <w:r>
+        <w:rPr>
+          <w:rtl/>
+          <w:cs/>
+          <w:lang w:val="ar_AE" w:bidi="ar_AE"/>
+        </w:rPr>
+        <w:t xml:space="preserve"> لِأَنِّي فَرِحْتُ جِدًّا إِذْ حَضَرَ إِخْوَةٌ وَشَهِدُوا بِٱلْحَقِّ ٱلَّذِي فِيكَ، كَمَا أَنَّكَ تَسْلُكُ بِٱلْحَقِّ.</w:t>
       </w:r>
     </w:p>
     <w:p>
@@ -300,31 +343,27 @@
       </w:pPr>
       <w:r>
         <w:rPr>
+          <w:rtl/>
+          <w:cs/>
           <w:lang w:val="ar_AE" w:bidi="ar_AE"/>
         </w:rPr>
       </w:r>
       <w:r>
         <w:rPr>
           <w:vertAlign w:val="superscript"/>
-          <w:lang w:val="ar_AE" w:bidi="ar_AE"/>
-        </w:rPr>
-        <w:t>2</w:t>
-      </w:r>
-      <w:r>
-        <w:rPr>
-          <w:lang w:val="ar_AE" w:bidi="ar_AE"/>
-        </w:rPr>
-        <w:t xml:space="preserve"> أَيُّهَا ٱلْحَبِيبُ، فِي كُلِّ شَيْءٍ أَرُومُ أَنْ تَكُونَ نَاجِحًا وَصَحِيحًا، كَمَا أَنَّ نَفْسَكَ نَاجِحَةٌ.</w:t>
-      </w:r>
-      <w:r>
-        <w:rPr>
-          <w:lang w:val="ar_AE" w:bidi="ar_AE"/>
-        </w:rPr>
-      </w:r>
-      <w:r>
-        <w:rPr>
-          <w:lang w:val="ar_AE" w:bidi="ar_AE"/>
-        </w:rPr>
+          <w:rtl/>
+          <w:cs/>
+          <w:lang w:val="ar_AE" w:bidi="ar_AE"/>
+        </w:rPr>
+        <w:t>4</w:t>
+      </w:r>
+      <w:r>
+        <w:rPr>
+          <w:rtl/>
+          <w:cs/>
+          <w:lang w:val="ar_AE" w:bidi="ar_AE"/>
+        </w:rPr>
+        <w:t xml:space="preserve"> لَيْسَ لِي فَرَحٌ أَعْظَمُ مِنْ هَذَا: أَنْ أَسْمَعَ عَنْ أَوْلَادِي أَنَّهُمْ يَسْلُكُونَ بِٱلْحَقِّ.</w:t>
       </w:r>
     </w:p>
     <w:p>
@@ -333,8 +372,27 @@
       </w:pPr>
       <w:r>
         <w:rPr>
-          <w:lang w:val="ar_AE" w:bidi="ar_AE"/>
-        </w:rPr>
+          <w:rtl/>
+          <w:cs/>
+          <w:lang w:val="ar_AE" w:bidi="ar_AE"/>
+        </w:rPr>
+      </w:r>
+      <w:r>
+        <w:rPr>
+          <w:vertAlign w:val="superscript"/>
+          <w:rtl/>
+          <w:cs/>
+          <w:lang w:val="ar_AE" w:bidi="ar_AE"/>
+        </w:rPr>
+        <w:t>5</w:t>
+      </w:r>
+      <w:r>
+        <w:rPr>
+          <w:rtl/>
+          <w:cs/>
+          <w:lang w:val="ar_AE" w:bidi="ar_AE"/>
+        </w:rPr>
+        <w:t xml:space="preserve"> أَيُّهَا ٱلْحَبِيبُ، أَنْتَ تَفْعَلُ بِٱلْأَمَانَةِ كُلَّ مَا تَصْنَعُهُ إِلَى ٱلْإِخْوَةِ وَإِلَى ٱلْغُرَبَاءِ،</w:t>
       </w:r>
     </w:p>
     <w:p>
@@ -343,31 +401,27 @@
       </w:pPr>
       <w:r>
         <w:rPr>
+          <w:rtl/>
+          <w:cs/>
           <w:lang w:val="ar_AE" w:bidi="ar_AE"/>
         </w:rPr>
       </w:r>
       <w:r>
         <w:rPr>
           <w:vertAlign w:val="superscript"/>
-          <w:lang w:val="ar_AE" w:bidi="ar_AE"/>
-        </w:rPr>
-        <w:t>3</w:t>
-      </w:r>
-      <w:r>
-        <w:rPr>
-          <w:lang w:val="ar_AE" w:bidi="ar_AE"/>
-        </w:rPr>
-        <w:t xml:space="preserve"> لِأَنِّي فَرِحْتُ جِدًّا إِذْ حَضَرَ إِخْوَةٌ وَشَهِدُوا بِٱلْحَقِّ ٱلَّذِي فِيكَ، كَمَا أَنَّكَ تَسْلُكُ بِٱلْحَقِّ.</w:t>
-      </w:r>
-      <w:r>
-        <w:rPr>
-          <w:lang w:val="ar_AE" w:bidi="ar_AE"/>
-        </w:rPr>
-      </w:r>
-      <w:r>
-        <w:rPr>
-          <w:lang w:val="ar_AE" w:bidi="ar_AE"/>
-        </w:rPr>
+          <w:rtl/>
+          <w:cs/>
+          <w:lang w:val="ar_AE" w:bidi="ar_AE"/>
+        </w:rPr>
+        <w:t>6</w:t>
+      </w:r>
+      <w:r>
+        <w:rPr>
+          <w:rtl/>
+          <w:cs/>
+          <w:lang w:val="ar_AE" w:bidi="ar_AE"/>
+        </w:rPr>
+        <w:t xml:space="preserve"> ٱلَّذِينَ شَهِدُوا بِمَحَبَّتِكَ أَمَامَ ٱلْكَنِيسَةِ. ٱلَّذِينَ تَفْعَلُ حَسَنًا إِذَا شَيَّعْتَهُمْ كَمَا يَحِقُّ لِلهِ،</w:t>
       </w:r>
     </w:p>
     <w:p>
@@ -376,8 +430,27 @@
       </w:pPr>
       <w:r>
         <w:rPr>
-          <w:lang w:val="ar_AE" w:bidi="ar_AE"/>
-        </w:rPr>
+          <w:rtl/>
+          <w:cs/>
+          <w:lang w:val="ar_AE" w:bidi="ar_AE"/>
+        </w:rPr>
+      </w:r>
+      <w:r>
+        <w:rPr>
+          <w:vertAlign w:val="superscript"/>
+          <w:rtl/>
+          <w:cs/>
+          <w:lang w:val="ar_AE" w:bidi="ar_AE"/>
+        </w:rPr>
+        <w:t>7</w:t>
+      </w:r>
+      <w:r>
+        <w:rPr>
+          <w:rtl/>
+          <w:cs/>
+          <w:lang w:val="ar_AE" w:bidi="ar_AE"/>
+        </w:rPr>
+        <w:t xml:space="preserve"> لِأَنَّهُمْ مِنْ أَجْلِ ٱسْمِهِ خَرَجُوا، وَهُمْ لَا يَأْخُذُونَ شَيْئًا مِنَ ٱلْأُمَمِ.</w:t>
       </w:r>
     </w:p>
     <w:p>
@@ -386,31 +459,27 @@
       </w:pPr>
       <w:r>
         <w:rPr>
+          <w:rtl/>
+          <w:cs/>
           <w:lang w:val="ar_AE" w:bidi="ar_AE"/>
         </w:rPr>
       </w:r>
       <w:r>
         <w:rPr>
           <w:vertAlign w:val="superscript"/>
-          <w:lang w:val="ar_AE" w:bidi="ar_AE"/>
-        </w:rPr>
-        <w:t>4</w:t>
-      </w:r>
-      <w:r>
-        <w:rPr>
-          <w:lang w:val="ar_AE" w:bidi="ar_AE"/>
-        </w:rPr>
-        <w:t xml:space="preserve"> لَيْسَ لِي فَرَحٌ أَعْظَمُ مِنْ هَذَا: أَنْ أَسْمَعَ عَنْ أَوْلَادِي أَنَّهُمْ يَسْلُكُونَ بِٱلْحَقِّ.</w:t>
-      </w:r>
-      <w:r>
-        <w:rPr>
-          <w:lang w:val="ar_AE" w:bidi="ar_AE"/>
-        </w:rPr>
-      </w:r>
-      <w:r>
-        <w:rPr>
-          <w:lang w:val="ar_AE" w:bidi="ar_AE"/>
-        </w:rPr>
+          <w:rtl/>
+          <w:cs/>
+          <w:lang w:val="ar_AE" w:bidi="ar_AE"/>
+        </w:rPr>
+        <w:t>8</w:t>
+      </w:r>
+      <w:r>
+        <w:rPr>
+          <w:rtl/>
+          <w:cs/>
+          <w:lang w:val="ar_AE" w:bidi="ar_AE"/>
+        </w:rPr>
+        <w:t xml:space="preserve"> فَنَحْنُ يَنْبَغِي لَنَا أَنْ نَقْبَلَ أَمْثَالَ هَؤُلَاءِ، لِكَيْ نَكُونَ عَامِلِينَ مَعَهُمْ بِٱلْحَقِّ.</w:t>
       </w:r>
     </w:p>
     <w:p>
@@ -419,8 +488,27 @@
       </w:pPr>
       <w:r>
         <w:rPr>
-          <w:lang w:val="ar_AE" w:bidi="ar_AE"/>
-        </w:rPr>
+          <w:rtl/>
+          <w:cs/>
+          <w:lang w:val="ar_AE" w:bidi="ar_AE"/>
+        </w:rPr>
+      </w:r>
+      <w:r>
+        <w:rPr>
+          <w:vertAlign w:val="superscript"/>
+          <w:rtl/>
+          <w:cs/>
+          <w:lang w:val="ar_AE" w:bidi="ar_AE"/>
+        </w:rPr>
+        <w:t>9</w:t>
+      </w:r>
+      <w:r>
+        <w:rPr>
+          <w:rtl/>
+          <w:cs/>
+          <w:lang w:val="ar_AE" w:bidi="ar_AE"/>
+        </w:rPr>
+        <w:t xml:space="preserve"> كَتَبْتُ إِلَى ٱلْكَنِيسَةِ، وَلَكِنَّ دِيُوتْرِيفِسَ - ٱلَّذِي يُحِبُّ أَنْ يَكُونَ ٱلْأَوَّلَ بَيْنَهُمْ - لَا يَقْبَلُنَا.</w:t>
       </w:r>
     </w:p>
     <w:p>
@@ -429,31 +517,27 @@
       </w:pPr>
       <w:r>
         <w:rPr>
+          <w:rtl/>
+          <w:cs/>
           <w:lang w:val="ar_AE" w:bidi="ar_AE"/>
         </w:rPr>
       </w:r>
       <w:r>
         <w:rPr>
           <w:vertAlign w:val="superscript"/>
-          <w:lang w:val="ar_AE" w:bidi="ar_AE"/>
-        </w:rPr>
-        <w:t>5</w:t>
-      </w:r>
-      <w:r>
-        <w:rPr>
-          <w:lang w:val="ar_AE" w:bidi="ar_AE"/>
-        </w:rPr>
-        <w:t xml:space="preserve"> أَيُّهَا ٱلْحَبِيبُ، أَنْتَ تَفْعَلُ بِٱلْأَمَانَةِ كُلَّ مَا تَصْنَعُهُ إِلَى ٱلْإِخْوَةِ وَإِلَى ٱلْغُرَبَاءِ،</w:t>
-      </w:r>
-      <w:r>
-        <w:rPr>
-          <w:lang w:val="ar_AE" w:bidi="ar_AE"/>
-        </w:rPr>
-      </w:r>
-      <w:r>
-        <w:rPr>
-          <w:lang w:val="ar_AE" w:bidi="ar_AE"/>
-        </w:rPr>
+          <w:rtl/>
+          <w:cs/>
+          <w:lang w:val="ar_AE" w:bidi="ar_AE"/>
+        </w:rPr>
+        <w:t>10</w:t>
+      </w:r>
+      <w:r>
+        <w:rPr>
+          <w:rtl/>
+          <w:cs/>
+          <w:lang w:val="ar_AE" w:bidi="ar_AE"/>
+        </w:rPr>
+        <w:t xml:space="preserve"> مِنْ أَجْلِ ذَلِكَ، إِذَا جِئْتُ فَسَأُذَكِّرُهُ بِأَعْمَالِهِ ٱلَّتِي يَعْمَلُهَا، هَاذِرًا عَلَيْنَا بِأَقْوَالٍ خَبِيثَةٍ. وَإِذْ هُوَ غَيْرُ مُكْتَفٍ بِهَذِهِ، لَا يَقْبَلُ ٱلْإِخْوَةَ، وَيَمْنَعُ أَيْضًا ٱلَّذِينَ يُرِيدُونَ، وَيَطْرُدُهُمْ مِنَ ٱلْكَنِيسَةِ.</w:t>
       </w:r>
     </w:p>
     <w:p>
@@ -462,8 +546,27 @@
       </w:pPr>
       <w:r>
         <w:rPr>
-          <w:lang w:val="ar_AE" w:bidi="ar_AE"/>
-        </w:rPr>
+          <w:rtl/>
+          <w:cs/>
+          <w:lang w:val="ar_AE" w:bidi="ar_AE"/>
+        </w:rPr>
+      </w:r>
+      <w:r>
+        <w:rPr>
+          <w:vertAlign w:val="superscript"/>
+          <w:rtl/>
+          <w:cs/>
+          <w:lang w:val="ar_AE" w:bidi="ar_AE"/>
+        </w:rPr>
+        <w:t>11</w:t>
+      </w:r>
+      <w:r>
+        <w:rPr>
+          <w:rtl/>
+          <w:cs/>
+          <w:lang w:val="ar_AE" w:bidi="ar_AE"/>
+        </w:rPr>
+        <w:t xml:space="preserve"> أَيُّهَا ٱلْحَبِيبُ، لَا تَتَمَثَّلْ بِٱلشَّرِّ بَلْ بِٱلْخَيْرِ، لِأَنَّ مَنْ يَصْنَعُ ٱلْخَيْرَ هُوَ مِنَ ٱللهِ، وَمَنْ يَصْنَعُ ٱلشَّرَّ، فَلَمْ يُبْصِرِ ٱللهَ.</w:t>
       </w:r>
     </w:p>
     <w:p>
@@ -472,31 +575,27 @@
       </w:pPr>
       <w:r>
         <w:rPr>
+          <w:rtl/>
+          <w:cs/>
           <w:lang w:val="ar_AE" w:bidi="ar_AE"/>
         </w:rPr>
       </w:r>
       <w:r>
         <w:rPr>
           <w:vertAlign w:val="superscript"/>
-          <w:lang w:val="ar_AE" w:bidi="ar_AE"/>
-        </w:rPr>
-        <w:t>6</w:t>
-      </w:r>
-      <w:r>
-        <w:rPr>
-          <w:lang w:val="ar_AE" w:bidi="ar_AE"/>
-        </w:rPr>
-        <w:t xml:space="preserve"> ٱلَّذِينَ شَهِدُوا بِمَحَبَّتِكَ أَمَامَ ٱلْكَنِيسَةِ. ٱلَّذِينَ تَفْعَلُ حَسَنًا إِذَا شَيَّعْتَهُمْ كَمَا يَحِقُّ لِلهِ،</w:t>
-      </w:r>
-      <w:r>
-        <w:rPr>
-          <w:lang w:val="ar_AE" w:bidi="ar_AE"/>
-        </w:rPr>
-      </w:r>
-      <w:r>
-        <w:rPr>
-          <w:lang w:val="ar_AE" w:bidi="ar_AE"/>
-        </w:rPr>
+          <w:rtl/>
+          <w:cs/>
+          <w:lang w:val="ar_AE" w:bidi="ar_AE"/>
+        </w:rPr>
+        <w:t>12</w:t>
+      </w:r>
+      <w:r>
+        <w:rPr>
+          <w:rtl/>
+          <w:cs/>
+          <w:lang w:val="ar_AE" w:bidi="ar_AE"/>
+        </w:rPr>
+        <w:t xml:space="preserve"> دِيمِتْرِيُوسُ مَشْهُودٌ لَهُ مِنَ ٱلْجَمِيعِ وَمِنَ ٱلْحَقِّ نَفْسِهِ، وَنَحْنُ أَيْضًا نَشْهَدُ، وَأَنْتُمْ تَعْلَمُونَ أَنَّ شَهَادَتَنَا هِيَ صَادِقَةٌ.</w:t>
       </w:r>
     </w:p>
     <w:p>
@@ -505,8 +604,27 @@
       </w:pPr>
       <w:r>
         <w:rPr>
-          <w:lang w:val="ar_AE" w:bidi="ar_AE"/>
-        </w:rPr>
+          <w:rtl/>
+          <w:cs/>
+          <w:lang w:val="ar_AE" w:bidi="ar_AE"/>
+        </w:rPr>
+      </w:r>
+      <w:r>
+        <w:rPr>
+          <w:vertAlign w:val="superscript"/>
+          <w:rtl/>
+          <w:cs/>
+          <w:lang w:val="ar_AE" w:bidi="ar_AE"/>
+        </w:rPr>
+        <w:t>13</w:t>
+      </w:r>
+      <w:r>
+        <w:rPr>
+          <w:rtl/>
+          <w:cs/>
+          <w:lang w:val="ar_AE" w:bidi="ar_AE"/>
+        </w:rPr>
+        <w:t xml:space="preserve"> وَكَانَ لِي كَثِيرٌ لِأَكْتُبَهُ، لَكِنَّنِي لَسْتُ أُرِيدُ أَنْ أَكْتُبَ إِلَيْكَ بِحِبْرٍ وَقَلَمٍ.</w:t>
       </w:r>
     </w:p>
     <w:p>
@@ -515,31 +633,27 @@
       </w:pPr>
       <w:r>
         <w:rPr>
+          <w:rtl/>
+          <w:cs/>
           <w:lang w:val="ar_AE" w:bidi="ar_AE"/>
         </w:rPr>
       </w:r>
       <w:r>
         <w:rPr>
           <w:vertAlign w:val="superscript"/>
-          <w:lang w:val="ar_AE" w:bidi="ar_AE"/>
-        </w:rPr>
-        <w:t>7</w:t>
-      </w:r>
-      <w:r>
-        <w:rPr>
-          <w:lang w:val="ar_AE" w:bidi="ar_AE"/>
-        </w:rPr>
-        <w:t xml:space="preserve"> لِأَنَّهُمْ مِنْ أَجْلِ ٱسْمِهِ خَرَجُوا، وَهُمْ لَا يَأْخُذُونَ شَيْئًا مِنَ ٱلْأُمَمِ.</w:t>
-      </w:r>
-      <w:r>
-        <w:rPr>
-          <w:lang w:val="ar_AE" w:bidi="ar_AE"/>
-        </w:rPr>
-      </w:r>
-      <w:r>
-        <w:rPr>
-          <w:lang w:val="ar_AE" w:bidi="ar_AE"/>
-        </w:rPr>
+          <w:rtl/>
+          <w:cs/>
+          <w:lang w:val="ar_AE" w:bidi="ar_AE"/>
+        </w:rPr>
+        <w:t>14</w:t>
+      </w:r>
+      <w:r>
+        <w:rPr>
+          <w:rtl/>
+          <w:cs/>
+          <w:lang w:val="ar_AE" w:bidi="ar_AE"/>
+        </w:rPr>
+        <w:t xml:space="preserve"> وَلَكِنَّنِي أَرْجُو أَنْ أَرَاكَ عَنْ قَرِيبٍ فَنَتَكَلَّمَ فَمًا لِفَمٍ.</w:t>
       </w:r>
     </w:p>
     <w:p>
@@ -548,342 +662,27 @@
       </w:pPr>
       <w:r>
         <w:rPr>
-          <w:lang w:val="ar_AE" w:bidi="ar_AE"/>
-        </w:rPr>
-      </w:r>
-    </w:p>
-    <w:p>
-      <w:pPr>
-        <w:bidi/>
-      </w:pPr>
-      <w:r>
-        <w:rPr>
+          <w:rtl/>
+          <w:cs/>
           <w:lang w:val="ar_AE" w:bidi="ar_AE"/>
         </w:rPr>
       </w:r>
       <w:r>
         <w:rPr>
           <w:vertAlign w:val="superscript"/>
-          <w:lang w:val="ar_AE" w:bidi="ar_AE"/>
-        </w:rPr>
-        <w:t>8</w:t>
-      </w:r>
-      <w:r>
-        <w:rPr>
-          <w:lang w:val="ar_AE" w:bidi="ar_AE"/>
-        </w:rPr>
-        <w:t xml:space="preserve"> فَنَحْنُ يَنْبَغِي لَنَا أَنْ نَقْبَلَ أَمْثَالَ هَؤُلَاءِ، لِكَيْ نَكُونَ عَامِلِينَ مَعَهُمْ بِٱلْحَقِّ.</w:t>
-      </w:r>
-      <w:r>
-        <w:rPr>
-          <w:lang w:val="ar_AE" w:bidi="ar_AE"/>
-        </w:rPr>
-      </w:r>
-      <w:r>
-        <w:rPr>
-          <w:lang w:val="ar_AE" w:bidi="ar_AE"/>
-        </w:rPr>
-      </w:r>
-    </w:p>
-    <w:p>
-      <w:pPr>
-        <w:bidi/>
-      </w:pPr>
-      <w:r>
-        <w:rPr>
-          <w:lang w:val="ar_AE" w:bidi="ar_AE"/>
-        </w:rPr>
-      </w:r>
-    </w:p>
-    <w:p>
-      <w:pPr>
-        <w:bidi/>
-      </w:pPr>
-      <w:r>
-        <w:rPr>
-          <w:lang w:val="ar_AE" w:bidi="ar_AE"/>
-        </w:rPr>
-      </w:r>
-      <w:r>
-        <w:rPr>
-          <w:vertAlign w:val="superscript"/>
-          <w:lang w:val="ar_AE" w:bidi="ar_AE"/>
-        </w:rPr>
-        <w:t>9</w:t>
-      </w:r>
-      <w:r>
-        <w:rPr>
-          <w:lang w:val="ar_AE" w:bidi="ar_AE"/>
-        </w:rPr>
-        <w:t xml:space="preserve"> كَتَبْتُ إِلَى ٱلْكَنِيسَةِ، وَلَكِنَّ دِيُوتْرِيفِسَ - ٱلَّذِي يُحِبُّ أَنْ يَكُونَ ٱلْأَوَّلَ بَيْنَهُمْ - لَا يَقْبَلُنَا.</w:t>
-      </w:r>
-      <w:r>
-        <w:rPr>
-          <w:lang w:val="ar_AE" w:bidi="ar_AE"/>
-        </w:rPr>
-      </w:r>
-      <w:r>
-        <w:rPr>
-          <w:lang w:val="ar_AE" w:bidi="ar_AE"/>
-        </w:rPr>
-      </w:r>
-    </w:p>
-    <w:p>
-      <w:pPr>
-        <w:bidi/>
-      </w:pPr>
-      <w:r>
-        <w:rPr>
-          <w:lang w:val="ar_AE" w:bidi="ar_AE"/>
-        </w:rPr>
-      </w:r>
-    </w:p>
-    <w:p>
-      <w:pPr>
-        <w:bidi/>
-      </w:pPr>
-      <w:r>
-        <w:rPr>
-          <w:lang w:val="ar_AE" w:bidi="ar_AE"/>
-        </w:rPr>
-      </w:r>
-      <w:r>
-        <w:rPr>
-          <w:vertAlign w:val="superscript"/>
-          <w:lang w:val="ar_AE" w:bidi="ar_AE"/>
-        </w:rPr>
-        <w:t>10</w:t>
-      </w:r>
-      <w:r>
-        <w:rPr>
-          <w:lang w:val="ar_AE" w:bidi="ar_AE"/>
-        </w:rPr>
-        <w:t xml:space="preserve"> مِنْ أَجْلِ ذَلِكَ، إِذَا جِئْتُ فَسَأُذَكِّرُهُ بِأَعْمَالِهِ ٱلَّتِي يَعْمَلُهَا، هَاذِرًا عَلَيْنَا بِأَقْوَالٍ خَبِيثَةٍ. وَإِذْ هُوَ غَيْرُ مُكْتَفٍ بِهَذِهِ، لَا يَقْبَلُ ٱلْإِخْوَةَ، وَيَمْنَعُ أَيْضًا ٱلَّذِينَ يُرِيدُونَ، وَيَطْرُدُهُمْ مِنَ ٱلْكَنِيسَةِ.</w:t>
-      </w:r>
-      <w:r>
-        <w:rPr>
-          <w:lang w:val="ar_AE" w:bidi="ar_AE"/>
-        </w:rPr>
-      </w:r>
-      <w:r>
-        <w:rPr>
-          <w:lang w:val="ar_AE" w:bidi="ar_AE"/>
-        </w:rPr>
-      </w:r>
-    </w:p>
-    <w:p>
-      <w:pPr>
-        <w:bidi/>
-      </w:pPr>
-      <w:r>
-        <w:rPr>
-          <w:lang w:val="ar_AE" w:bidi="ar_AE"/>
-        </w:rPr>
-      </w:r>
-    </w:p>
-    <w:p>
-      <w:pPr>
-        <w:bidi/>
-      </w:pPr>
-      <w:r>
-        <w:rPr>
-          <w:lang w:val="ar_AE" w:bidi="ar_AE"/>
-        </w:rPr>
-      </w:r>
-      <w:r>
-        <w:rPr>
-          <w:vertAlign w:val="superscript"/>
-          <w:lang w:val="ar_AE" w:bidi="ar_AE"/>
-        </w:rPr>
-        <w:t>11</w:t>
-      </w:r>
-      <w:r>
-        <w:rPr>
-          <w:lang w:val="ar_AE" w:bidi="ar_AE"/>
-        </w:rPr>
-        <w:t xml:space="preserve"> أَيُّهَا ٱلْحَبِيبُ، لَا تَتَمَثَّلْ بِٱلشَّرِّ بَلْ بِٱلْخَيْرِ، لِأَنَّ مَنْ يَصْنَعُ ٱلْخَيْرَ هُوَ مِنَ ٱللهِ، وَمَنْ يَصْنَعُ ٱلشَّرَّ، فَلَمْ يُبْصِرِ ٱللهَ.</w:t>
-      </w:r>
-      <w:r>
-        <w:rPr>
-          <w:lang w:val="ar_AE" w:bidi="ar_AE"/>
-        </w:rPr>
-      </w:r>
-      <w:r>
-        <w:rPr>
-          <w:lang w:val="ar_AE" w:bidi="ar_AE"/>
-        </w:rPr>
-      </w:r>
-    </w:p>
-    <w:p>
-      <w:pPr>
-        <w:bidi/>
-      </w:pPr>
-      <w:r>
-        <w:rPr>
-          <w:lang w:val="ar_AE" w:bidi="ar_AE"/>
-        </w:rPr>
-      </w:r>
-    </w:p>
-    <w:p>
-      <w:pPr>
-        <w:bidi/>
-      </w:pPr>
-      <w:r>
-        <w:rPr>
-          <w:lang w:val="ar_AE" w:bidi="ar_AE"/>
-        </w:rPr>
-      </w:r>
-      <w:r>
-        <w:rPr>
-          <w:vertAlign w:val="superscript"/>
-          <w:lang w:val="ar_AE" w:bidi="ar_AE"/>
-        </w:rPr>
-        <w:t>12</w:t>
-      </w:r>
-      <w:r>
-        <w:rPr>
-          <w:lang w:val="ar_AE" w:bidi="ar_AE"/>
-        </w:rPr>
-        <w:t xml:space="preserve"> دِيمِتْرِيُوسُ مَشْهُودٌ لَهُ مِنَ ٱلْجَمِيعِ وَمِنَ ٱلْحَقِّ نَفْسِهِ، وَنَحْنُ أَيْضًا نَشْهَدُ، وَأَنْتُمْ تَعْلَمُونَ أَنَّ شَهَادَتَنَا هِيَ صَادِقَةٌ.</w:t>
-      </w:r>
-      <w:r>
-        <w:rPr>
-          <w:lang w:val="ar_AE" w:bidi="ar_AE"/>
-        </w:rPr>
-      </w:r>
-      <w:r>
-        <w:rPr>
-          <w:lang w:val="ar_AE" w:bidi="ar_AE"/>
-        </w:rPr>
-      </w:r>
-    </w:p>
-    <w:p>
-      <w:pPr>
-        <w:bidi/>
-      </w:pPr>
-      <w:r>
-        <w:rPr>
-          <w:lang w:val="ar_AE" w:bidi="ar_AE"/>
-        </w:rPr>
-      </w:r>
-    </w:p>
-    <w:p>
-      <w:pPr>
-        <w:bidi/>
-      </w:pPr>
-      <w:r>
-        <w:rPr>
-          <w:lang w:val="ar_AE" w:bidi="ar_AE"/>
-        </w:rPr>
-      </w:r>
-      <w:r>
-        <w:rPr>
-          <w:vertAlign w:val="superscript"/>
-          <w:lang w:val="ar_AE" w:bidi="ar_AE"/>
-        </w:rPr>
-        <w:t>13</w:t>
-      </w:r>
-      <w:r>
-        <w:rPr>
-          <w:lang w:val="ar_AE" w:bidi="ar_AE"/>
-        </w:rPr>
-        <w:t xml:space="preserve"> وَكَانَ لِي كَثِيرٌ لِأَكْتُبَهُ، لَكِنَّنِي لَسْتُ أُرِيدُ أَنْ أَكْتُبَ إِلَيْكَ بِحِبْرٍ وَقَلَمٍ.</w:t>
-      </w:r>
-      <w:r>
-        <w:rPr>
-          <w:lang w:val="ar_AE" w:bidi="ar_AE"/>
-        </w:rPr>
-      </w:r>
-      <w:r>
-        <w:rPr>
-          <w:lang w:val="ar_AE" w:bidi="ar_AE"/>
-        </w:rPr>
-      </w:r>
-    </w:p>
-    <w:p>
-      <w:pPr>
-        <w:bidi/>
-      </w:pPr>
-      <w:r>
-        <w:rPr>
-          <w:lang w:val="ar_AE" w:bidi="ar_AE"/>
-        </w:rPr>
-      </w:r>
-    </w:p>
-    <w:p>
-      <w:pPr>
-        <w:bidi/>
-      </w:pPr>
-      <w:r>
-        <w:rPr>
-          <w:lang w:val="ar_AE" w:bidi="ar_AE"/>
-        </w:rPr>
-      </w:r>
-      <w:r>
-        <w:rPr>
-          <w:vertAlign w:val="superscript"/>
-          <w:lang w:val="ar_AE" w:bidi="ar_AE"/>
-        </w:rPr>
-        <w:t>14</w:t>
-      </w:r>
-      <w:r>
-        <w:rPr>
-          <w:lang w:val="ar_AE" w:bidi="ar_AE"/>
-        </w:rPr>
-        <w:t xml:space="preserve"> وَلَكِنَّنِي أَرْجُو أَنْ أَرَاكَ عَنْ قَرِيبٍ فَنَتَكَلَّمَ فَمًا لِفَمٍ.</w:t>
-      </w:r>
-      <w:r>
-        <w:rPr>
-          <w:lang w:val="ar_AE" w:bidi="ar_AE"/>
-        </w:rPr>
-      </w:r>
-      <w:r>
-        <w:rPr>
-          <w:lang w:val="ar_AE" w:bidi="ar_AE"/>
-        </w:rPr>
-      </w:r>
-    </w:p>
-    <w:p>
-      <w:pPr>
-        <w:bidi/>
-      </w:pPr>
-      <w:r>
-        <w:rPr>
-          <w:lang w:val="ar_AE" w:bidi="ar_AE"/>
-        </w:rPr>
-      </w:r>
-    </w:p>
-    <w:p>
-      <w:pPr>
-        <w:bidi/>
-      </w:pPr>
-      <w:r>
-        <w:rPr>
-          <w:lang w:val="ar_AE" w:bidi="ar_AE"/>
-        </w:rPr>
-      </w:r>
-      <w:r>
-        <w:rPr>
-          <w:vertAlign w:val="superscript"/>
+          <w:rtl/>
+          <w:cs/>
           <w:lang w:val="ar_AE" w:bidi="ar_AE"/>
         </w:rPr>
         <w:t>15</w:t>
       </w:r>
       <w:r>
         <w:rPr>
+          <w:rtl/>
+          <w:cs/>
           <w:lang w:val="ar_AE" w:bidi="ar_AE"/>
         </w:rPr>
         <w:t xml:space="preserve"> سَلَامٌ لَكَ. يُسَلِّمُ عَلَيْكَ ٱلْأَحِبَّاءُ. سَلِّمْ عَلَى ٱلْأَحِبَّاءِ بِأَسْمَائِهِمْ.</w:t>
-      </w:r>
-      <w:r>
-        <w:rPr>
-          <w:lang w:val="ar_AE" w:bidi="ar_AE"/>
-        </w:rPr>
-      </w:r>
-      <w:r>
-        <w:rPr>
-          <w:lang w:val="ar_AE" w:bidi="ar_AE"/>
-        </w:rPr>
       </w:r>
     </w:p>
     <w:sectPr>
